--- a/vertrag/01_Rahmen-Dienstleistungsvertrag.docx
+++ b/vertrag/01_Rahmen-Dienstleistungsvertrag.docx
@@ -128,20 +128,20 @@
           <w:sz w:val="21"/>
           <w:szCs w:val="21"/>
         </w:rPr>
-        <w:t xml:space="preserve">NexAI – Next Generation Intelligence GbR</w:t>
-      </w:r>
-      <w:r>
-        <w:rPr>
-          <w:rFonts w:ascii="Arial" w:cs="Arial" w:eastAsia="Arial" w:hAnsi="Arial"/>
-          <w:b w:val="false"/>
-          <w:bCs w:val="false"/>
-          <w:i w:val="false"/>
-          <w:iCs w:val="false"/>
-          <w:color w:val="1A1A1A"/>
-          <w:sz w:val="21"/>
-          <w:szCs w:val="21"/>
-        </w:rPr>
-        <w:t xml:space="preserve">, Untere Bergstraße 13, 74586 Frankenhardt-Honhardt, Deutschland, vertreten durch die Gesellschafter Maximilian Trenk und Jason Brian Merklein, E-Mail mbt@nex-a-i.com, Telefon 0176 20147646 — nachfolgend </w:t>
+        <w:t xml:space="preserve">NexAI – Next Generation Artificial Intelligence GbR</w:t>
+      </w:r>
+      <w:r>
+        <w:rPr>
+          <w:rFonts w:ascii="Arial" w:cs="Arial" w:eastAsia="Arial" w:hAnsi="Arial"/>
+          <w:b w:val="false"/>
+          <w:bCs w:val="false"/>
+          <w:i w:val="false"/>
+          <w:iCs w:val="false"/>
+          <w:color w:val="1A1A1A"/>
+          <w:sz w:val="21"/>
+          <w:szCs w:val="21"/>
+        </w:rPr>
+        <w:t xml:space="preserve">, Untere Bergstraße 13, 74586 Frankenhardt-Honhardt, Deutschland, vertreten durch die Gesellschafter Maximilian Trenk und Jason Brian Merklein, E-Mail mbt@nex-a-i.com, Telefon 0176 80714816 — nachfolgend </w:t>
       </w:r>
       <w:r>
         <w:rPr>
@@ -7587,7 +7587,7 @@
         <w:sz w:val="15"/>
         <w:szCs w:val="15"/>
       </w:rPr>
-      <w:t xml:space="preserve">NexAI – Next Generation Intelligence GbR</w:t>
+      <w:t xml:space="preserve">NexAI – Next Generation Artificial Intelligence GbR</w:t>
     </w:r>
     <w:r>
       <w:rPr>

--- a/vertrag/01_Rahmen-Dienstleistungsvertrag.docx
+++ b/vertrag/01_Rahmen-Dienstleistungsvertrag.docx
@@ -597,7 +597,7 @@
           <w:sz w:val="21"/>
           <w:szCs w:val="21"/>
         </w:rPr>
-        <w:t xml:space="preserve">NexAI erbringt für den Kunden Leistungen im Bereich KI-gestützter Assistenzsysteme und Automatisierung, insbesondere die Bereitstellung, Einrichtung und den Betrieb von KI-Agenten / digitalen Assistenten (Voice Agent, Chat Agent, Social-Media-Agent, Vertriebs-/Akquise-Agent, Automatisierungen, individuelle KI-Agenten — nachfolgend </w:t>
+        <w:t xml:space="preserve">NexAI erbringt für den Kunden Leistungen im Bereich KI-gestützter Assistenzsysteme, Softwareanwendungen und Automatisierung. Gegenstand sind (a) die Bereitstellung, Einrichtung und der Betrieb von KI-Agenten / digitalen Assistenten (Voice Agent, Chat Agent, Automatisierungen, individuelle KI-Agenten — nachfolgend </w:t>
       </w:r>
       <w:r>
         <w:rPr>
@@ -623,7 +623,33 @@
           <w:sz w:val="21"/>
           <w:szCs w:val="21"/>
         </w:rPr>
-        <w:t xml:space="preserve">) sowie die Erstellung von Websites und damit verbundene Leistungen. Personen, die mit den Agenten interagieren (z. B. Anrufer, Chat-Kontakte, angesprochene Kontakte), sind nachfolgend </w:t>
+        <w:t xml:space="preserve">) sowie (b) die Bereitstellung, Einrichtung und der Betrieb von Softwareanwendungen (NexAI CRM, NexAI Kalender, individuelle Anwendungen einschließlich installierbarer Web-Apps — nachfolgend </w:t>
+      </w:r>
+      <w:r>
+        <w:rPr>
+          <w:rFonts w:ascii="Arial" w:cs="Arial" w:eastAsia="Arial" w:hAnsi="Arial"/>
+          <w:b/>
+          <w:bCs/>
+          <w:i w:val="false"/>
+          <w:iCs w:val="false"/>
+          <w:color w:val="1A1A1A"/>
+          <w:sz w:val="21"/>
+          <w:szCs w:val="21"/>
+        </w:rPr>
+        <w:t xml:space="preserve">"Anwendungen"</w:t>
+      </w:r>
+      <w:r>
+        <w:rPr>
+          <w:rFonts w:ascii="Arial" w:cs="Arial" w:eastAsia="Arial" w:hAnsi="Arial"/>
+          <w:b w:val="false"/>
+          <w:bCs w:val="false"/>
+          <w:i w:val="false"/>
+          <w:iCs w:val="false"/>
+          <w:color w:val="1A1A1A"/>
+          <w:sz w:val="21"/>
+          <w:szCs w:val="21"/>
+        </w:rPr>
+        <w:t xml:space="preserve">). Personen, die mit den Agenten oder Anwendungen interagieren (z. B. Anrufer, Chat-Kontakte, buchende Personen, Nutzer eines Kundenportals), sind nachfolgend </w:t>
       </w:r>
       <w:r>
         <w:rPr>
@@ -1096,7 +1122,7 @@
           <w:sz w:val="21"/>
           <w:szCs w:val="21"/>
         </w:rPr>
-        <w:t xml:space="preserve">Einmalige Werkleistungen — insbesondere die Erstellung von Websites sowie die Ersteinrichtung und Konfiguration von Agenten (nachfolgend </w:t>
+        <w:t xml:space="preserve">Einmalige Werkleistungen — insbesondere die Ersteinrichtung und Konfiguration von Agenten sowie die Einrichtung und Bereitstellung von Anwendungen (nachfolgend </w:t>
       </w:r>
       <w:r>
         <w:rPr>
@@ -5221,7 +5247,59 @@
           <w:sz w:val="21"/>
           <w:szCs w:val="21"/>
         </w:rPr>
-        <w:t xml:space="preserve">NexAI recherchiert Kontakte teilweise selbst. NexAI unterliegt insoweit strengen Eigen-Compliance-Vorgaben (nur zulässige B2B-Ansprache, Erfüllung der Informationspflichten nach Art. 14 DSGVO, Dokumentation von Opt-outs).</w:t>
+        <w:t xml:space="preserve">NexAI ist berechtigt, die Durchführung von Kampagnen, die erkennbar </w:t>
+      </w:r>
+      <w:r>
+        <w:rPr>
+          <w:rFonts w:ascii="Arial" w:cs="Arial" w:eastAsia="Arial" w:hAnsi="Arial"/>
+          <w:b/>
+          <w:bCs/>
+          <w:i w:val="false"/>
+          <w:iCs w:val="false"/>
+          <w:color w:val="1A1A1A"/>
+          <w:sz w:val="21"/>
+          <w:szCs w:val="21"/>
+        </w:rPr>
+        <w:t xml:space="preserve">rechtswidrig</w:t>
+      </w:r>
+      <w:r>
+        <w:rPr>
+          <w:rFonts w:ascii="Arial" w:cs="Arial" w:eastAsia="Arial" w:hAnsi="Arial"/>
+          <w:b w:val="false"/>
+          <w:bCs w:val="false"/>
+          <w:i w:val="false"/>
+          <w:iCs w:val="false"/>
+          <w:color w:val="1A1A1A"/>
+          <w:sz w:val="21"/>
+          <w:szCs w:val="21"/>
+        </w:rPr>
+        <w:t xml:space="preserve"> sind oder gegen § 7 UWG bzw. datenschutzrechtliche Vorgaben verstoßen, ganz oder teilweise </w:t>
+      </w:r>
+      <w:r>
+        <w:rPr>
+          <w:rFonts w:ascii="Arial" w:cs="Arial" w:eastAsia="Arial" w:hAnsi="Arial"/>
+          <w:b/>
+          <w:bCs/>
+          <w:i w:val="false"/>
+          <w:iCs w:val="false"/>
+          <w:color w:val="1A1A1A"/>
+          <w:sz w:val="21"/>
+          <w:szCs w:val="21"/>
+        </w:rPr>
+        <w:t xml:space="preserve">abzulehnen</w:t>
+      </w:r>
+      <w:r>
+        <w:rPr>
+          <w:rFonts w:ascii="Arial" w:cs="Arial" w:eastAsia="Arial" w:hAnsi="Arial"/>
+          <w:b w:val="false"/>
+          <w:bCs w:val="false"/>
+          <w:i w:val="false"/>
+          <w:iCs w:val="false"/>
+          <w:color w:val="1A1A1A"/>
+          <w:sz w:val="21"/>
+          <w:szCs w:val="21"/>
+        </w:rPr>
+        <w:t xml:space="preserve"> oder auszusetzen.</w:t>
       </w:r>
     </w:p>
     <w:p>
@@ -5238,87 +5316,6 @@
           <w:szCs w:val="21"/>
         </w:rPr>
         <w:t xml:space="preserve">(3)	</w:t>
-      </w:r>
-      <w:r>
-        <w:rPr>
-          <w:rFonts w:ascii="Arial" w:cs="Arial" w:eastAsia="Arial" w:hAnsi="Arial"/>
-          <w:b w:val="false"/>
-          <w:bCs w:val="false"/>
-          <w:i w:val="false"/>
-          <w:iCs w:val="false"/>
-          <w:color w:val="1A1A1A"/>
-          <w:sz w:val="21"/>
-          <w:szCs w:val="21"/>
-        </w:rPr>
-        <w:t xml:space="preserve">NexAI ist berechtigt, die Durchführung von Kampagnen, die erkennbar </w:t>
-      </w:r>
-      <w:r>
-        <w:rPr>
-          <w:rFonts w:ascii="Arial" w:cs="Arial" w:eastAsia="Arial" w:hAnsi="Arial"/>
-          <w:b/>
-          <w:bCs/>
-          <w:i w:val="false"/>
-          <w:iCs w:val="false"/>
-          <w:color w:val="1A1A1A"/>
-          <w:sz w:val="21"/>
-          <w:szCs w:val="21"/>
-        </w:rPr>
-        <w:t xml:space="preserve">rechtswidrig</w:t>
-      </w:r>
-      <w:r>
-        <w:rPr>
-          <w:rFonts w:ascii="Arial" w:cs="Arial" w:eastAsia="Arial" w:hAnsi="Arial"/>
-          <w:b w:val="false"/>
-          <w:bCs w:val="false"/>
-          <w:i w:val="false"/>
-          <w:iCs w:val="false"/>
-          <w:color w:val="1A1A1A"/>
-          <w:sz w:val="21"/>
-          <w:szCs w:val="21"/>
-        </w:rPr>
-        <w:t xml:space="preserve"> sind oder gegen § 7 UWG bzw. datenschutzrechtliche Vorgaben verstoßen, ganz oder teilweise </w:t>
-      </w:r>
-      <w:r>
-        <w:rPr>
-          <w:rFonts w:ascii="Arial" w:cs="Arial" w:eastAsia="Arial" w:hAnsi="Arial"/>
-          <w:b/>
-          <w:bCs/>
-          <w:i w:val="false"/>
-          <w:iCs w:val="false"/>
-          <w:color w:val="1A1A1A"/>
-          <w:sz w:val="21"/>
-          <w:szCs w:val="21"/>
-        </w:rPr>
-        <w:t xml:space="preserve">abzulehnen</w:t>
-      </w:r>
-      <w:r>
-        <w:rPr>
-          <w:rFonts w:ascii="Arial" w:cs="Arial" w:eastAsia="Arial" w:hAnsi="Arial"/>
-          <w:b w:val="false"/>
-          <w:bCs w:val="false"/>
-          <w:i w:val="false"/>
-          <w:iCs w:val="false"/>
-          <w:color w:val="1A1A1A"/>
-          <w:sz w:val="21"/>
-          <w:szCs w:val="21"/>
-        </w:rPr>
-        <w:t xml:space="preserve"> oder auszusetzen.</w:t>
-      </w:r>
-    </w:p>
-    <w:p>
-      <w:pPr>
-        <w:spacing w:after="80" w:line="276"/>
-        <w:ind w:left="360" w:hanging="360"/>
-        <w:jc w:val="both"/>
-      </w:pPr>
-      <w:r>
-        <w:rPr>
-          <w:rFonts w:ascii="Arial" w:cs="Arial" w:eastAsia="Arial" w:hAnsi="Arial"/>
-          <w:color w:val="1A1A1A"/>
-          <w:sz w:val="21"/>
-          <w:szCs w:val="21"/>
-        </w:rPr>
-        <w:t xml:space="preserve">(4)	</w:t>
       </w:r>
       <w:r>
         <w:rPr>

--- a/vertrag/01_Rahmen-Dienstleistungsvertrag.docx
+++ b/vertrag/01_Rahmen-Dienstleistungsvertrag.docx
@@ -44,7 +44,7 @@
           <w:sz w:val="18"/>
           <w:szCs w:val="18"/>
         </w:rPr>
-        <w:t xml:space="preserve">Stand: Juli 2026</w:t>
+        <w:t xml:space="preserve">Stand: September 2026</w:t>
       </w:r>
     </w:p>
     <w:p>
